--- a/docs/Manual-de-Usuario-Virthub-2.0.docx
+++ b/docs/Manual-de-Usuario-Virthub-2.0.docx
@@ -83,7 +83,7 @@
         </w:rPr>
         <w:t>Guía para estudiantes: foro, chat, perfil y escritorios virtuales</w:t>
         <w:br/>
-        <w:t>Universidad Tecnológica de Tula-Tepeji</w:t>
+        <w:t>Universidad Tecnológica de Tecámac</w:t>
       </w:r>
     </w:p>
     <w:p>
@@ -104,7 +104,7 @@
           <w:color w:val="8A9393"/>
           <w:sz w:val="18"/>
         </w:rPr>
-        <w:t>Virthub 2.0  ·  Universidad Tecnológica de Tula-Tepeji</w:t>
+        <w:t>Virthub 2.0  ·  Universidad Tecnológica de Tecámac</w:t>
       </w:r>
     </w:p>
     <w:p>
@@ -258,6 +258,21 @@
     <w:p>
       <w:pPr>
         <w:spacing w:after="60"/>
+        <w:ind w:left="403"/>
+      </w:pPr>
+      <w:r>
+        <w:rPr>
+          <w:rFonts w:ascii="Segoe UI" w:hAnsi="Segoe UI"/>
+          <w:b w:val="0"/>
+          <w:color w:val="1E2424"/>
+          <w:sz w:val="20"/>
+        </w:rPr>
+        <w:t>4.1 Por qué este diseño: la nostalgia</w:t>
+      </w:r>
+    </w:p>
+    <w:p>
+      <w:pPr>
+        <w:spacing w:after="60"/>
         <w:ind w:left="0"/>
       </w:pPr>
       <w:r>
@@ -348,6 +363,21 @@
     <w:p>
       <w:pPr>
         <w:spacing w:after="60"/>
+        <w:ind w:left="403"/>
+      </w:pPr>
+      <w:r>
+        <w:rPr>
+          <w:rFonts w:ascii="Segoe UI" w:hAnsi="Segoe UI"/>
+          <w:b w:val="0"/>
+          <w:color w:val="1E2424"/>
+          <w:sz w:val="20"/>
+        </w:rPr>
+        <w:t>6.1 Foto y color del marco</w:t>
+      </w:r>
+    </w:p>
+    <w:p>
+      <w:pPr>
+        <w:spacing w:after="60"/>
         <w:ind w:left="0"/>
       </w:pPr>
       <w:r>
@@ -556,6 +586,21 @@
       </w:r>
     </w:p>
     <w:p>
+      <w:pPr>
+        <w:spacing w:after="60"/>
+        <w:ind w:left="0"/>
+      </w:pPr>
+      <w:r>
+        <w:rPr>
+          <w:rFonts w:ascii="Segoe UI" w:hAnsi="Segoe UI"/>
+          <w:b/>
+          <w:color w:val="1F6F5C"/>
+          <w:sz w:val="21"/>
+        </w:rPr>
+        <w:t>15. De la versión 1.0 a la 2.0</w:t>
+      </w:r>
+    </w:p>
+    <w:p>
       <w:r>
         <w:br w:type="page"/>
       </w:r>
@@ -575,7 +620,7 @@
           <w:i w:val="0"/>
           <w:sz w:val="21"/>
         </w:rPr>
-        <w:t>Virthub es el espacio de la comunidad de la UTT para conversar, compartir y trabajar. Reúne en un solo lugar el foro del grupo, el chat entre compañeros y un escritorio virtual completo que se abre dentro del navegador.</w:t>
+        <w:t>Virthub es el espacio de la comunidad de la Universidad Tecnológica de Tecámac para conversar, compartir y trabajar. Reúne en un solo lugar el foro del grupo, el chat entre compañeros y un escritorio virtual completo que se abre dentro del navegador.</w:t>
       </w:r>
     </w:p>
     <w:p>
@@ -725,7 +770,7 @@
                 <w:color w:val="1E2424"/>
                 <w:sz w:val="19"/>
               </w:rPr>
-              <w:t>Necesita una cuenta de la UTT para publicar. Sin cuenta puede leer el foro y entrar como invitado, pero no escribir.</w:t>
+              <w:t>Necesita una cuenta de la universidad para publicar. Sin cuenta puede leer el foro y entrar como invitado, pero no escribir.</w:t>
             </w:r>
           </w:p>
         </w:tc>
@@ -1265,7 +1310,7 @@
         <w:pStyle w:val="Heading2"/>
       </w:pPr>
       <w:r>
-        <w:t>3.4 Estado del sistema</w:t>
+        <w:t>3.4 Estado del sistema (solo administrador)</w:t>
       </w:r>
     </w:p>
     <w:p>
@@ -1275,7 +1320,17 @@
           <w:i w:val="0"/>
           <w:sz w:val="21"/>
         </w:rPr>
-        <w:t>Muestra de un vistazo cómo va el equipo: procesador, memoria, disco y el estado de los contenedores del servidor. Si algo está en rojo, avise al administrador.</w:t>
+        <w:t>Muestra de un vistazo cómo va el servidor: procesador, memoria, disco y el estado de los contenedores. Es información de operación, no de clase, así que solo la ve el administrador: si entra con una cuenta normal, ese panel no aparece en el inicio.</w:t>
+      </w:r>
+    </w:p>
+    <w:p>
+      <w:r>
+        <w:rPr>
+          <w:b w:val="0"/>
+          <w:i w:val="0"/>
+          <w:sz w:val="21"/>
+        </w:rPr>
+        <w:t>La razón es sencilla: son datos del equipo que sostiene a todo el grupo. Un alumno no necesita saber cuánta memoria libre queda en el servidor, y publicarlo no aporta nada. Si usted ve algo en rojo y es administrador, revise el contenedor correspondiente antes de que se note en clase.</w:t>
       </w:r>
     </w:p>
     <w:p>
@@ -1529,6 +1584,64 @@
       <w:pPr>
         <w:spacing w:after="40"/>
       </w:pPr>
+    </w:p>
+    <w:p>
+      <w:pPr>
+        <w:pStyle w:val="Heading2"/>
+      </w:pPr>
+      <w:r>
+        <w:t>4.1 Por qué este diseño: la nostalgia</w:t>
+      </w:r>
+    </w:p>
+    <w:p>
+      <w:r>
+        <w:rPr>
+          <w:b w:val="0"/>
+          <w:i w:val="0"/>
+          <w:sz w:val="21"/>
+        </w:rPr>
+        <w:t>Virthub no se ve como una aplicación moderna, y es a propósito.</w:t>
+      </w:r>
+    </w:p>
+    <w:p>
+      <w:r>
+        <w:rPr>
+          <w:b w:val="0"/>
+          <w:i w:val="0"/>
+          <w:sz w:val="21"/>
+        </w:rPr>
+        <w:t>La mayoría de quienes estudian hoy aprendieron a usar una computadora en Windows XP, en Vista o en ese Windows 7 que estaba en la casa, en el ciber o en el laboratorio de la secundaria. La barra azul de XP, el cristal de Aero, los botones con brillo: son formas que ya conocemos sin haberlas estudiado.</w:t>
+      </w:r>
+    </w:p>
+    <w:p>
+      <w:r>
+        <w:rPr>
+          <w:b w:val="0"/>
+          <w:i w:val="0"/>
+          <w:sz w:val="21"/>
+        </w:rPr>
+        <w:t>Eso tiene una consecuencia práctica: nadie tiene que aprender a usar Virthub. La interfaz no compite con la atención del estudiante, porque se parece a algo que ya sabe. Cuando un alumno entra por primera vez, no está descubriendo un sistema nuevo; está reconociendo un lugar.</w:t>
+      </w:r>
+    </w:p>
+    <w:p>
+      <w:r>
+        <w:rPr>
+          <w:b w:val="0"/>
+          <w:i w:val="0"/>
+          <w:sz w:val="21"/>
+        </w:rPr>
+        <w:t>Hay también una razón de fondo. Este proyecto existe para estudiantes que no pueden cambiar de computadora. Sería incoherente vestirlo con un diseño que exige una pantalla de última generación y una tarjeta gráfica para dibujar sombras suaves. El diseño de Redmond está hecho con bordes, degradados y tipografías: nada que dependa de la potencia del equipo. Se ve bien en un Core 2 Duo porque está pensado para esa época.</w:t>
+      </w:r>
+    </w:p>
+    <w:p>
+      <w:r>
+        <w:rPr>
+          <w:b w:val="0"/>
+          <w:i w:val="0"/>
+          <w:sz w:val="21"/>
+        </w:rPr>
+        <w:t>Y hay una razón sentimental que conviene decir en voz alta: el proyecto es un homenaje. Virthub se ve así porque la computadora que lo inspiró se veía así. Quien lo abra en un equipo viejo va a reconocer algo propio, y ese reconocimiento también es una forma de decir que ese equipo, y quien lo usa, todavía tienen lugar aquí.</w:t>
+      </w:r>
     </w:p>
     <w:p>
       <w:pPr>
@@ -2305,6 +2418,214 @@
       </w:r>
     </w:p>
     <w:p>
+      <w:pPr>
+        <w:pStyle w:val="Heading2"/>
+      </w:pPr>
+      <w:r>
+        <w:t>6.1 Foto y color del marco</w:t>
+      </w:r>
+    </w:p>
+    <w:p>
+      <w:r>
+        <w:rPr>
+          <w:b w:val="0"/>
+          <w:i w:val="0"/>
+          <w:sz w:val="21"/>
+        </w:rPr>
+        <w:t>Su foto se muestra con un marco redondeado cuyo color usted elige. Ese marco aparece en el perfil, en el chat y en sus publicaciones del foro: es su señal dentro de la comunidad.</w:t>
+      </w:r>
+    </w:p>
+    <w:p>
+      <w:pPr>
+        <w:spacing w:before="160" w:after="40"/>
+        <w:jc w:val="center"/>
+      </w:pPr>
+      <w:r>
+        <w:drawing>
+          <wp:inline xmlns:a="http://schemas.openxmlformats.org/drawingml/2006/main" xmlns:pic="http://schemas.openxmlformats.org/drawingml/2006/picture">
+            <wp:extent cx="4480560" cy="3518518"/>
+            <wp:docPr id="10" name="Picture 10"/>
+            <wp:cNvGraphicFramePr>
+              <a:graphicFrameLocks noChangeAspect="1"/>
+            </wp:cNvGraphicFramePr>
+            <a:graphic>
+              <a:graphicData uri="http://schemas.openxmlformats.org/drawingml/2006/picture">
+                <pic:pic>
+                  <pic:nvPicPr>
+                    <pic:cNvPr id="0" name="23-perfil-marco.png"/>
+                    <pic:cNvPicPr/>
+                  </pic:nvPicPr>
+                  <pic:blipFill>
+                    <a:blip r:embed="rId19"/>
+                    <a:stretch>
+                      <a:fillRect/>
+                    </a:stretch>
+                  </pic:blipFill>
+                  <pic:spPr>
+                    <a:xfrm>
+                      <a:off x="0" y="0"/>
+                      <a:ext cx="4480560" cy="3518518"/>
+                    </a:xfrm>
+                    <a:prstGeom prst="rect"/>
+                  </pic:spPr>
+                </pic:pic>
+              </a:graphicData>
+            </a:graphic>
+          </wp:inline>
+        </w:drawing>
+      </w:r>
+    </w:p>
+    <w:p>
+      <w:pPr>
+        <w:spacing w:after="240"/>
+        <w:jc w:val="center"/>
+      </w:pPr>
+      <w:r>
+        <w:rPr>
+          <w:i/>
+          <w:color w:val="555F5F"/>
+          <w:sz w:val="17"/>
+        </w:rPr>
+        <w:t>Figura 10. Cambio de foto y selector de color del marco.</w:t>
+      </w:r>
+    </w:p>
+    <w:p>
+      <w:pPr>
+        <w:spacing w:after="80"/>
+        <w:ind w:left="360"/>
+      </w:pPr>
+      <w:r>
+        <w:rPr>
+          <w:b/>
+          <w:color w:val="1F6F5C"/>
+          <w:sz w:val="21"/>
+        </w:rPr>
+        <w:t xml:space="preserve">1. </w:t>
+      </w:r>
+      <w:r>
+        <w:rPr>
+          <w:sz w:val="21"/>
+        </w:rPr>
+        <w:t>Pulse «Seleccionar archivo» y elija una imagen de su equipo (JPG o PNG).</w:t>
+      </w:r>
+    </w:p>
+    <w:p>
+      <w:pPr>
+        <w:spacing w:after="80"/>
+        <w:ind w:left="360"/>
+      </w:pPr>
+      <w:r>
+        <w:rPr>
+          <w:b/>
+          <w:color w:val="1F6F5C"/>
+          <w:sz w:val="21"/>
+        </w:rPr>
+        <w:t xml:space="preserve">2. </w:t>
+      </w:r>
+      <w:r>
+        <w:rPr>
+          <w:sz w:val="21"/>
+        </w:rPr>
+        <w:t>Elija el color del marco con la barra: se abre un selector donde puede escribir el código o mover el punto.</w:t>
+      </w:r>
+    </w:p>
+    <w:p>
+      <w:pPr>
+        <w:spacing w:after="80"/>
+        <w:ind w:left="360"/>
+      </w:pPr>
+      <w:r>
+        <w:rPr>
+          <w:b/>
+          <w:color w:val="1F6F5C"/>
+          <w:sz w:val="21"/>
+        </w:rPr>
+        <w:t xml:space="preserve">3. </w:t>
+      </w:r>
+      <w:r>
+        <w:rPr>
+          <w:sz w:val="21"/>
+        </w:rPr>
+        <w:t>La previsualización de la izquierda muestra cómo va a quedar antes de guardar.</w:t>
+      </w:r>
+    </w:p>
+    <w:p>
+      <w:pPr>
+        <w:spacing w:after="80"/>
+        <w:ind w:left="360"/>
+      </w:pPr>
+      <w:r>
+        <w:rPr>
+          <w:b/>
+          <w:color w:val="1F6F5C"/>
+          <w:sz w:val="21"/>
+        </w:rPr>
+        <w:t xml:space="preserve">4. </w:t>
+      </w:r>
+      <w:r>
+        <w:rPr>
+          <w:sz w:val="21"/>
+        </w:rPr>
+        <w:t>Pulse «Guardar perfil» para aplicar los cambios.</w:t>
+      </w:r>
+    </w:p>
+    <w:tbl>
+      <w:tblPr>
+        <w:tblW w:type="auto" w:w="0"/>
+        <w:jc w:val="center"/>
+        <w:tblLook w:firstColumn="1" w:firstRow="1" w:lastColumn="0" w:lastRow="0" w:noHBand="0" w:noVBand="1" w:val="04A0"/>
+      </w:tblPr>
+      <w:tblGrid>
+        <w:gridCol w:w="9504"/>
+      </w:tblGrid>
+      <w:tr>
+        <w:tc>
+          <w:tcPr>
+            <w:tcW w:type="dxa" w:w="9504"/>
+            <w:shd w:val="clear" w:color="auto" w:fill="E8F3EF"/>
+            <w:tcBorders>
+              <w:top w:val="single" w:sz="6" w:space="0" w:color="1F6F5C"/>
+              <w:left w:val="single" w:sz="6" w:space="0" w:color="1F6F5C"/>
+              <w:bottom w:val="single" w:sz="6" w:space="0" w:color="1F6F5C"/>
+              <w:right w:val="single" w:sz="6" w:space="0" w:color="1F6F5C"/>
+            </w:tcBorders>
+          </w:tcPr>
+          <w:p>
+            <w:pPr>
+              <w:spacing w:before="80" w:after="40"/>
+            </w:pPr>
+            <w:r>
+              <w:rPr>
+                <w:rFonts w:ascii="Segoe UI" w:hAnsi="Segoe UI"/>
+                <w:b/>
+                <w:color w:val="1F6F5C"/>
+                <w:sz w:val="19"/>
+              </w:rPr>
+              <w:t>Si su foto no cambia</w:t>
+            </w:r>
+          </w:p>
+          <w:p>
+            <w:pPr>
+              <w:spacing w:after="80"/>
+            </w:pPr>
+            <w:r>
+              <w:rPr>
+                <w:rFonts w:ascii="Segoe UI" w:hAnsi="Segoe UI"/>
+                <w:color w:val="1E2424"/>
+                <w:sz w:val="19"/>
+              </w:rPr>
+              <w:t>Después de guardar puede tardar unos segundos en verse en las demás páginas. Si pasó un minuto y sigue la anterior, recargue con Ctrl + F5.</w:t>
+            </w:r>
+          </w:p>
+        </w:tc>
+      </w:tr>
+    </w:tbl>
+    <w:p>
+      <w:pPr>
+        <w:spacing w:after="40"/>
+      </w:pPr>
+    </w:p>
+    <w:p>
       <w:r>
         <w:rPr>
           <w:b w:val="0"/>
@@ -2323,7 +2644,7 @@
         <w:drawing>
           <wp:inline xmlns:a="http://schemas.openxmlformats.org/drawingml/2006/main" xmlns:pic="http://schemas.openxmlformats.org/drawingml/2006/picture">
             <wp:extent cx="5120640" cy="3368741"/>
-            <wp:docPr id="10" name="Picture 10"/>
+            <wp:docPr id="11" name="Picture 11"/>
             <wp:cNvGraphicFramePr>
               <a:graphicFrameLocks noChangeAspect="1"/>
             </wp:cNvGraphicFramePr>
@@ -2335,7 +2656,7 @@
                     <pic:cNvPicPr/>
                   </pic:nvPicPr>
                   <pic:blipFill>
-                    <a:blip r:embed="rId19"/>
+                    <a:blip r:embed="rId20"/>
                     <a:stretch>
                       <a:fillRect/>
                     </a:stretch>
@@ -2475,7 +2796,7 @@
         <w:drawing>
           <wp:inline xmlns:a="http://schemas.openxmlformats.org/drawingml/2006/main" xmlns:pic="http://schemas.openxmlformats.org/drawingml/2006/picture">
             <wp:extent cx="5120640" cy="1238985"/>
-            <wp:docPr id="11" name="Picture 11"/>
+            <wp:docPr id="12" name="Picture 12"/>
             <wp:cNvGraphicFramePr>
               <a:graphicFrameLocks noChangeAspect="1"/>
             </wp:cNvGraphicFramePr>
@@ -2487,7 +2808,7 @@
                     <pic:cNvPicPr/>
                   </pic:nvPicPr>
                   <pic:blipFill>
-                    <a:blip r:embed="rId20"/>
+                    <a:blip r:embed="rId21"/>
                     <a:stretch>
                       <a:fillRect/>
                     </a:stretch>
@@ -2565,7 +2886,7 @@
         <w:drawing>
           <wp:inline xmlns:a="http://schemas.openxmlformats.org/drawingml/2006/main" xmlns:pic="http://schemas.openxmlformats.org/drawingml/2006/picture">
             <wp:extent cx="5486400" cy="3192971"/>
-            <wp:docPr id="12" name="Picture 12"/>
+            <wp:docPr id="13" name="Picture 13"/>
             <wp:cNvGraphicFramePr>
               <a:graphicFrameLocks noChangeAspect="1"/>
             </wp:cNvGraphicFramePr>
@@ -2577,7 +2898,7 @@
                     <pic:cNvPicPr/>
                   </pic:nvPicPr>
                   <pic:blipFill>
-                    <a:blip r:embed="rId21"/>
+                    <a:blip r:embed="rId22"/>
                     <a:stretch>
                       <a:fillRect/>
                     </a:stretch>
@@ -2856,6 +3177,134 @@
       </w:pPr>
     </w:p>
     <w:p>
+      <w:r>
+        <w:rPr>
+          <w:b w:val="0"/>
+          <w:i w:val="0"/>
+          <w:sz w:val="21"/>
+        </w:rPr>
+        <w:t>En «Mensajes» aparece la conversación con la persona que eligió. Si todavía no han hablado, verá un aviso en el centro; ese es el punto de partida normal.</w:t>
+      </w:r>
+    </w:p>
+    <w:p>
+      <w:pPr>
+        <w:spacing w:before="160" w:after="40"/>
+        <w:jc w:val="center"/>
+      </w:pPr>
+      <w:r>
+        <w:drawing>
+          <wp:inline xmlns:a="http://schemas.openxmlformats.org/drawingml/2006/main" xmlns:pic="http://schemas.openxmlformats.org/drawingml/2006/picture">
+            <wp:extent cx="2834640" cy="3793623"/>
+            <wp:docPr id="14" name="Picture 14"/>
+            <wp:cNvGraphicFramePr>
+              <a:graphicFrameLocks noChangeAspect="1"/>
+            </wp:cNvGraphicFramePr>
+            <a:graphic>
+              <a:graphicData uri="http://schemas.openxmlformats.org/drawingml/2006/picture">
+                <pic:pic>
+                  <pic:nvPicPr>
+                    <pic:cNvPr id="0" name="21-chat-mensajes.png"/>
+                    <pic:cNvPicPr/>
+                  </pic:nvPicPr>
+                  <pic:blipFill>
+                    <a:blip r:embed="rId23"/>
+                    <a:stretch>
+                      <a:fillRect/>
+                    </a:stretch>
+                  </pic:blipFill>
+                  <pic:spPr>
+                    <a:xfrm>
+                      <a:off x="0" y="0"/>
+                      <a:ext cx="2834640" cy="3793623"/>
+                    </a:xfrm>
+                    <a:prstGeom prst="rect"/>
+                  </pic:spPr>
+                </pic:pic>
+              </a:graphicData>
+            </a:graphic>
+          </wp:inline>
+        </w:drawing>
+      </w:r>
+    </w:p>
+    <w:p>
+      <w:pPr>
+        <w:spacing w:after="240"/>
+        <w:jc w:val="center"/>
+      </w:pPr>
+      <w:r>
+        <w:rPr>
+          <w:i/>
+          <w:color w:val="555F5F"/>
+          <w:sz w:val="17"/>
+        </w:rPr>
+        <w:t>Figura 12. Pestaña Mensajes sin conversación abierta.</w:t>
+      </w:r>
+    </w:p>
+    <w:p>
+      <w:r>
+        <w:rPr>
+          <w:b w:val="0"/>
+          <w:i w:val="0"/>
+          <w:sz w:val="21"/>
+        </w:rPr>
+        <w:t>En «Anuncios» el administrador publica avisos para todo el grupo: cambios, mantenimientos o recordatorios. Se leen, no se responden.</w:t>
+      </w:r>
+    </w:p>
+    <w:p>
+      <w:pPr>
+        <w:spacing w:before="160" w:after="40"/>
+        <w:jc w:val="center"/>
+      </w:pPr>
+      <w:r>
+        <w:drawing>
+          <wp:inline xmlns:a="http://schemas.openxmlformats.org/drawingml/2006/main" xmlns:pic="http://schemas.openxmlformats.org/drawingml/2006/picture">
+            <wp:extent cx="2834640" cy="4748201"/>
+            <wp:docPr id="15" name="Picture 15"/>
+            <wp:cNvGraphicFramePr>
+              <a:graphicFrameLocks noChangeAspect="1"/>
+            </wp:cNvGraphicFramePr>
+            <a:graphic>
+              <a:graphicData uri="http://schemas.openxmlformats.org/drawingml/2006/picture">
+                <pic:pic>
+                  <pic:nvPicPr>
+                    <pic:cNvPr id="0" name="22-chat-anuncios.png"/>
+                    <pic:cNvPicPr/>
+                  </pic:nvPicPr>
+                  <pic:blipFill>
+                    <a:blip r:embed="rId24"/>
+                    <a:stretch>
+                      <a:fillRect/>
+                    </a:stretch>
+                  </pic:blipFill>
+                  <pic:spPr>
+                    <a:xfrm>
+                      <a:off x="0" y="0"/>
+                      <a:ext cx="2834640" cy="4748201"/>
+                    </a:xfrm>
+                    <a:prstGeom prst="rect"/>
+                  </pic:spPr>
+                </pic:pic>
+              </a:graphicData>
+            </a:graphic>
+          </wp:inline>
+        </w:drawing>
+      </w:r>
+    </w:p>
+    <w:p>
+      <w:pPr>
+        <w:spacing w:after="240"/>
+        <w:jc w:val="center"/>
+      </w:pPr>
+      <w:r>
+        <w:rPr>
+          <w:i/>
+          <w:color w:val="555F5F"/>
+          <w:sz w:val="17"/>
+        </w:rPr>
+        <w:t>Figura 13. Pestaña Anuncios con avisos del administrador.</w:t>
+      </w:r>
+    </w:p>
+    <w:p>
       <w:pPr>
         <w:pStyle w:val="Heading2"/>
       </w:pPr>
@@ -2982,7 +3431,7 @@
         <w:drawing>
           <wp:inline xmlns:a="http://schemas.openxmlformats.org/drawingml/2006/main" xmlns:pic="http://schemas.openxmlformats.org/drawingml/2006/picture">
             <wp:extent cx="5577840" cy="3271339"/>
-            <wp:docPr id="13" name="Picture 13"/>
+            <wp:docPr id="16" name="Picture 16"/>
             <wp:cNvGraphicFramePr>
               <a:graphicFrameLocks noChangeAspect="1"/>
             </wp:cNvGraphicFramePr>
@@ -2994,7 +3443,7 @@
                     <pic:cNvPicPr/>
                   </pic:nvPicPr>
                   <pic:blipFill>
-                    <a:blip r:embed="rId22"/>
+                    <a:blip r:embed="rId25"/>
                     <a:stretch>
                       <a:fillRect/>
                     </a:stretch>
@@ -3126,7 +3575,7 @@
         <w:drawing>
           <wp:inline xmlns:a="http://schemas.openxmlformats.org/drawingml/2006/main" xmlns:pic="http://schemas.openxmlformats.org/drawingml/2006/picture">
             <wp:extent cx="5486400" cy="3670887"/>
-            <wp:docPr id="14" name="Picture 14"/>
+            <wp:docPr id="17" name="Picture 17"/>
             <wp:cNvGraphicFramePr>
               <a:graphicFrameLocks noChangeAspect="1"/>
             </wp:cNvGraphicFramePr>
@@ -3138,7 +3587,7 @@
                     <pic:cNvPicPr/>
                   </pic:nvPicPr>
                   <pic:blipFill>
-                    <a:blip r:embed="rId23"/>
+                    <a:blip r:embed="rId26"/>
                     <a:stretch>
                       <a:fillRect/>
                     </a:stretch>
@@ -3254,7 +3703,7 @@
         <w:drawing>
           <wp:inline xmlns:a="http://schemas.openxmlformats.org/drawingml/2006/main" xmlns:pic="http://schemas.openxmlformats.org/drawingml/2006/picture">
             <wp:extent cx="2926080" cy="4795322"/>
-            <wp:docPr id="15" name="Picture 15"/>
+            <wp:docPr id="18" name="Picture 18"/>
             <wp:cNvGraphicFramePr>
               <a:graphicFrameLocks noChangeAspect="1"/>
             </wp:cNvGraphicFramePr>
@@ -3266,7 +3715,7 @@
                     <pic:cNvPicPr/>
                   </pic:nvPicPr>
                   <pic:blipFill>
-                    <a:blip r:embed="rId24"/>
+                    <a:blip r:embed="rId27"/>
                     <a:stretch>
                       <a:fillRect/>
                     </a:stretch>
@@ -3468,7 +3917,7 @@
         <w:drawing>
           <wp:inline xmlns:a="http://schemas.openxmlformats.org/drawingml/2006/main" xmlns:pic="http://schemas.openxmlformats.org/drawingml/2006/picture">
             <wp:extent cx="5303520" cy="3467834"/>
-            <wp:docPr id="16" name="Picture 16"/>
+            <wp:docPr id="19" name="Picture 19"/>
             <wp:cNvGraphicFramePr>
               <a:graphicFrameLocks noChangeAspect="1"/>
             </wp:cNvGraphicFramePr>
@@ -3480,7 +3929,7 @@
                     <pic:cNvPicPr/>
                   </pic:nvPicPr>
                   <pic:blipFill>
-                    <a:blip r:embed="rId25"/>
+                    <a:blip r:embed="rId28"/>
                     <a:stretch>
                       <a:fillRect/>
                     </a:stretch>
@@ -4134,6 +4583,402 @@
         <w:t>Virthub se hizo pensando en estudiantes que necesitan herramientas potentes sin tener que cambiar de computadora. Si encuentra algo que no funciona o que se puede mejorar, dígalo: este proyecto se construye entre todos.</w:t>
       </w:r>
     </w:p>
+    <w:p>
+      <w:pPr>
+        <w:pStyle w:val="Heading1"/>
+      </w:pPr>
+      <w:r>
+        <w:t>15. De la versión 1.0 a la 2.0</w:t>
+      </w:r>
+    </w:p>
+    <w:p>
+      <w:r>
+        <w:rPr>
+          <w:b w:val="0"/>
+          <w:i w:val="0"/>
+          <w:sz w:val="21"/>
+        </w:rPr>
+        <w:t>Lo que cambió entre la primera versión y esta, contado desde el lado de quien la usa.</w:t>
+      </w:r>
+    </w:p>
+    <w:p>
+      <w:pPr>
+        <w:pStyle w:val="Heading2"/>
+      </w:pPr>
+      <w:r>
+        <w:t>El diseño</w:t>
+      </w:r>
+    </w:p>
+    <w:p>
+      <w:pPr>
+        <w:pStyle w:val="ListBullet"/>
+        <w:spacing w:after="60"/>
+      </w:pPr>
+      <w:r>
+        <w:rPr>
+          <w:sz w:val="21"/>
+        </w:rPr>
+        <w:t>Cinco épocas de Windows (XP, Vista, 7, 8 y 10) con seis esquemas cada una: treinta en total.</w:t>
+      </w:r>
+    </w:p>
+    <w:p>
+      <w:pPr>
+        <w:pStyle w:val="ListBullet"/>
+        <w:spacing w:after="60"/>
+      </w:pPr>
+      <w:r>
+        <w:rPr>
+          <w:sz w:val="21"/>
+        </w:rPr>
+        <w:t>El tema se elige con un carrusel y se recuerda en el navegador.</w:t>
+      </w:r>
+    </w:p>
+    <w:p>
+      <w:pPr>
+        <w:pStyle w:val="ListBullet"/>
+        <w:spacing w:after="60"/>
+      </w:pPr>
+      <w:r>
+        <w:rPr>
+          <w:sz w:val="21"/>
+        </w:rPr>
+        <w:t>La hoja del tema entra desde el primer dibujado: ya no parpadea al recargar.</w:t>
+      </w:r>
+    </w:p>
+    <w:p>
+      <w:pPr>
+        <w:pStyle w:val="Heading2"/>
+      </w:pPr>
+      <w:r>
+        <w:t>El foro</w:t>
+      </w:r>
+    </w:p>
+    <w:p>
+      <w:pPr>
+        <w:pStyle w:val="ListBullet"/>
+        <w:spacing w:after="60"/>
+      </w:pPr>
+      <w:r>
+        <w:rPr>
+          <w:sz w:val="21"/>
+        </w:rPr>
+        <w:t>Cada publicación muestra la foto de quien escribe.</w:t>
+      </w:r>
+    </w:p>
+    <w:p>
+      <w:pPr>
+        <w:pStyle w:val="ListBullet"/>
+        <w:spacing w:after="60"/>
+      </w:pPr>
+      <w:r>
+        <w:rPr>
+          <w:sz w:val="21"/>
+        </w:rPr>
+        <w:t>Los archivos se descargan con su nombre original, no con un nombre interno.</w:t>
+      </w:r>
+    </w:p>
+    <w:p>
+      <w:pPr>
+        <w:pStyle w:val="ListBullet"/>
+        <w:spacing w:after="60"/>
+      </w:pPr>
+      <w:r>
+        <w:rPr>
+          <w:sz w:val="21"/>
+        </w:rPr>
+        <w:t>Se puede cancelar una subida en curso sin dejar restos.</w:t>
+      </w:r>
+    </w:p>
+    <w:p>
+      <w:pPr>
+        <w:pStyle w:val="ListBullet"/>
+        <w:spacing w:after="60"/>
+      </w:pPr>
+      <w:r>
+        <w:rPr>
+          <w:sz w:val="21"/>
+        </w:rPr>
+        <w:t>Al eliminar una publicación se eliminan también sus archivos.</w:t>
+      </w:r>
+    </w:p>
+    <w:p>
+      <w:pPr>
+        <w:pStyle w:val="ListBullet"/>
+        <w:spacing w:after="60"/>
+      </w:pPr>
+      <w:r>
+        <w:rPr>
+          <w:sz w:val="21"/>
+        </w:rPr>
+        <w:t>Las fotos pasan por una revisión automática antes de publicarse, y si se rechazan se avisa del motivo.</w:t>
+      </w:r>
+    </w:p>
+    <w:p>
+      <w:pPr>
+        <w:pStyle w:val="Heading2"/>
+      </w:pPr>
+      <w:r>
+        <w:t>El chat</w:t>
+      </w:r>
+    </w:p>
+    <w:p>
+      <w:pPr>
+        <w:pStyle w:val="ListBullet"/>
+        <w:spacing w:after="60"/>
+      </w:pPr>
+      <w:r>
+        <w:rPr>
+          <w:sz w:val="21"/>
+        </w:rPr>
+        <w:t>Aviso de «está escribiendo» con tres puntos.</w:t>
+      </w:r>
+    </w:p>
+    <w:p>
+      <w:pPr>
+        <w:pStyle w:val="ListBullet"/>
+        <w:spacing w:after="60"/>
+      </w:pPr>
+      <w:r>
+        <w:rPr>
+          <w:sz w:val="21"/>
+        </w:rPr>
+        <w:t>Marca de «visto» en los mensajes que el otro ya abrió.</w:t>
+      </w:r>
+    </w:p>
+    <w:p>
+      <w:pPr>
+        <w:pStyle w:val="ListBullet"/>
+        <w:spacing w:after="60"/>
+      </w:pPr>
+      <w:r>
+        <w:rPr>
+          <w:sz w:val="21"/>
+        </w:rPr>
+        <w:t>Contador de mensajes sin leer junto a cada persona.</w:t>
+      </w:r>
+    </w:p>
+    <w:p>
+      <w:pPr>
+        <w:pStyle w:val="ListBullet"/>
+        <w:spacing w:after="60"/>
+      </w:pPr>
+      <w:r>
+        <w:rPr>
+          <w:sz w:val="21"/>
+        </w:rPr>
+        <w:t>El chat abre siempre en la lista de usuarios.</w:t>
+      </w:r>
+    </w:p>
+    <w:p>
+      <w:pPr>
+        <w:pStyle w:val="ListBullet"/>
+        <w:spacing w:after="60"/>
+      </w:pPr>
+      <w:r>
+        <w:rPr>
+          <w:sz w:val="21"/>
+        </w:rPr>
+        <w:t>El sonido se corrigió: ya no se queda mudo ni suena en ráfaga.</w:t>
+      </w:r>
+    </w:p>
+    <w:p>
+      <w:pPr>
+        <w:pStyle w:val="ListBullet"/>
+        <w:spacing w:after="60"/>
+      </w:pPr>
+      <w:r>
+        <w:rPr>
+          <w:sz w:val="21"/>
+        </w:rPr>
+        <w:t>Si estás leyendo la conversación, suena el aviso pero no salta la notificación del navegador.</w:t>
+      </w:r>
+    </w:p>
+    <w:p>
+      <w:pPr>
+        <w:pStyle w:val="Heading2"/>
+      </w:pPr>
+      <w:r>
+        <w:t>El escritorio y la IA</w:t>
+      </w:r>
+    </w:p>
+    <w:p>
+      <w:pPr>
+        <w:pStyle w:val="ListBullet"/>
+        <w:spacing w:after="60"/>
+      </w:pPr>
+      <w:r>
+        <w:rPr>
+          <w:sz w:val="21"/>
+        </w:rPr>
+        <w:t>Botón para abrir el escritorio en una ventana aparte.</w:t>
+      </w:r>
+    </w:p>
+    <w:p>
+      <w:pPr>
+        <w:pStyle w:val="ListBullet"/>
+        <w:spacing w:after="60"/>
+      </w:pPr>
+      <w:r>
+        <w:rPr>
+          <w:sz w:val="21"/>
+        </w:rPr>
+        <w:t>Botón para recargar el escritorio si se queda colgado.</w:t>
+      </w:r>
+    </w:p>
+    <w:p>
+      <w:pPr>
+        <w:pStyle w:val="ListBullet"/>
+        <w:spacing w:after="60"/>
+      </w:pPr>
+      <w:r>
+        <w:rPr>
+          <w:sz w:val="21"/>
+        </w:rPr>
+        <w:t>Acceso más seguro: cada escritorio se entrega con un permiso firmado que caduca.</w:t>
+      </w:r>
+    </w:p>
+    <w:p>
+      <w:pPr>
+        <w:pStyle w:val="ListBullet"/>
+        <w:spacing w:after="60"/>
+      </w:pPr>
+      <w:r>
+        <w:rPr>
+          <w:sz w:val="21"/>
+        </w:rPr>
+        <w:t>Asistente TutorUTT para dudas de las materias (por ahora, solo el administrador).</w:t>
+      </w:r>
+    </w:p>
+    <w:p>
+      <w:pPr>
+        <w:pStyle w:val="Heading2"/>
+      </w:pPr>
+      <w:r>
+        <w:t>El inicio</w:t>
+      </w:r>
+    </w:p>
+    <w:p>
+      <w:pPr>
+        <w:pStyle w:val="ListBullet"/>
+        <w:spacing w:after="60"/>
+      </w:pPr>
+      <w:r>
+        <w:rPr>
+          <w:sz w:val="21"/>
+        </w:rPr>
+        <w:t>Los días con eventos en el calendario se marcan con color y un punto.</w:t>
+      </w:r>
+    </w:p>
+    <w:p>
+      <w:pPr>
+        <w:pStyle w:val="ListBullet"/>
+        <w:spacing w:after="60"/>
+      </w:pPr>
+      <w:r>
+        <w:rPr>
+          <w:sz w:val="21"/>
+        </w:rPr>
+        <w:t>El color del marcador cambia según el tema elegido.</w:t>
+      </w:r>
+    </w:p>
+    <w:p>
+      <w:pPr>
+        <w:pStyle w:val="ListBullet"/>
+        <w:spacing w:after="60"/>
+      </w:pPr>
+      <w:r>
+        <w:rPr>
+          <w:sz w:val="21"/>
+        </w:rPr>
+        <w:t>El panel de estado del sistema queda reservado al administrador.</w:t>
+      </w:r>
+    </w:p>
+    <w:p>
+      <w:pPr>
+        <w:pStyle w:val="Heading2"/>
+      </w:pPr>
+      <w:r>
+        <w:t>Pensado para equipos modestos</w:t>
+      </w:r>
+    </w:p>
+    <w:p>
+      <w:pPr>
+        <w:pStyle w:val="ListBullet"/>
+        <w:spacing w:after="60"/>
+      </w:pPr>
+      <w:r>
+        <w:rPr>
+          <w:sz w:val="21"/>
+        </w:rPr>
+        <w:t>Modo ligero automático: se apagan desenfoques y fondos fijos.</w:t>
+      </w:r>
+    </w:p>
+    <w:p>
+      <w:pPr>
+        <w:pStyle w:val="ListBullet"/>
+        <w:spacing w:after="60"/>
+      </w:pPr>
+      <w:r>
+        <w:rPr>
+          <w:sz w:val="21"/>
+        </w:rPr>
+        <w:t>Los fondos de los temas se ajustaron a la resolución real de la pantalla.</w:t>
+      </w:r>
+    </w:p>
+    <w:p>
+      <w:pPr>
+        <w:pStyle w:val="ListBullet"/>
+        <w:spacing w:after="60"/>
+      </w:pPr>
+      <w:r>
+        <w:rPr>
+          <w:sz w:val="21"/>
+        </w:rPr>
+        <w:t>El chat deja de consultar cuando la pestaña está en segundo plano.</w:t>
+      </w:r>
+    </w:p>
+    <w:p>
+      <w:pPr>
+        <w:pStyle w:val="Heading2"/>
+      </w:pPr>
+      <w:r>
+        <w:t>Seguridad</w:t>
+      </w:r>
+    </w:p>
+    <w:p>
+      <w:pPr>
+        <w:pStyle w:val="ListBullet"/>
+        <w:spacing w:after="60"/>
+      </w:pPr>
+      <w:r>
+        <w:rPr>
+          <w:sz w:val="21"/>
+        </w:rPr>
+        <w:t>La verificación en dos pasos con Google Authenticator quedó disponible.</w:t>
+      </w:r>
+    </w:p>
+    <w:p>
+      <w:pPr>
+        <w:pStyle w:val="ListBullet"/>
+        <w:spacing w:after="60"/>
+      </w:pPr>
+      <w:r>
+        <w:rPr>
+          <w:sz w:val="21"/>
+        </w:rPr>
+        <w:t>Los límites de uso del chat cuentan por usuario, no por dirección IP: en un aula todos salen por la misma.</w:t>
+      </w:r>
+    </w:p>
+    <w:p>
+      <w:r>
+        <w:rPr>
+          <w:b w:val="0"/>
+          <w:i w:val="0"/>
+          <w:sz w:val="21"/>
+        </w:rPr>
+        <w:t>Y una cosa que no es una función pero sí un cambio: el proyecto ahora se entrega con su manual de usuario, su manual de administrador y una presentación. Este documento es parte de esa versión.</w:t>
+      </w:r>
+    </w:p>
     <w:sectPr>
       <w:footerReference w:type="default" r:id="rId9"/>
       <w:pgSz w:w="12240" w:h="15840"/>
